--- a/작업일지/11주차.docx
+++ b/작업일지/11주차.docx
@@ -230,7 +230,6 @@
             <w:pPr>
               <w:jc w:val="center"/>
               <w:rPr>
-                <w:rFonts w:hint="eastAsia"/>
                 <w:b/>
               </w:rPr>
             </w:pPr>
@@ -371,6 +370,56 @@
                 <w:bCs/>
               </w:rPr>
             </w:pPr>
+            <w:r>
+              <w:rPr>
+                <w:rFonts w:hint="eastAsia"/>
+                <w:b/>
+                <w:bCs/>
+              </w:rPr>
+              <w:t>OtherPlayer 안보이는 문제 해결</w:t>
+            </w:r>
+          </w:p>
+          <w:p>
+            <w:pPr>
+              <w:jc w:val="left"/>
+              <w:rPr>
+                <w:b/>
+                <w:bCs/>
+              </w:rPr>
+            </w:pPr>
+            <w:r>
+              <w:rPr>
+                <w:rFonts w:hint="eastAsia"/>
+                <w:b/>
+                <w:bCs/>
+              </w:rPr>
+              <w:t>중복 씬로딩 해결</w:t>
+            </w:r>
+          </w:p>
+          <w:p>
+            <w:pPr>
+              <w:jc w:val="left"/>
+              <w:rPr>
+                <w:rFonts w:hint="eastAsia"/>
+                <w:b/>
+                <w:bCs/>
+              </w:rPr>
+            </w:pPr>
+            <w:r>
+              <w:rPr>
+                <w:b/>
+                <w:bCs/>
+              </w:rPr>
+              <w:t>R</w:t>
+            </w:r>
+            <w:r>
+              <w:rPr>
+                <w:rFonts w:hint="eastAsia"/>
+                <w:b/>
+                <w:bCs/>
+              </w:rPr>
+              <w:t>oom과 Room의 플레이어를 처리하는 스레드 일치시킴</w:t>
+            </w:r>
           </w:p>
         </w:tc>
       </w:tr>
@@ -386,19 +435,215 @@
     <w:p>
       <w:pPr>
         <w:rPr>
-          <w:rFonts w:ascii="굴림" w:eastAsia="굴림" w:hAnsi="굴림" w:cs="굴림"/>
+          <w:b/>
+          <w:sz w:val="22"/>
+        </w:rPr>
+      </w:pPr>
+      <w:r>
+        <w:rPr>
+          <w:rFonts w:hint="eastAsia"/>
+          <w:b/>
+          <w:sz w:val="22"/>
+        </w:rPr>
+        <w:t>&lt;상세 수행내용&gt;</w:t>
+      </w:r>
+    </w:p>
+    <w:p>
+      <w:pPr>
+        <w:rPr>
+          <w:b/>
+          <w:sz w:val="22"/>
+        </w:rPr>
+      </w:pPr>
+      <w:r>
+        <w:rPr>
+          <w:rFonts w:hint="eastAsia"/>
+          <w:b/>
+          <w:sz w:val="22"/>
+        </w:rPr>
+        <w:t xml:space="preserve">클라이언트에서 씬이 한번 로딩되고 모든 데이터가 삭제되고 다시 로딩되는 프레임워크적 논리 오류가 있었음 -&gt; </w:t>
+      </w:r>
+      <w:proofErr w:type="gramStart"/>
+      <w:r>
+        <w:rPr>
+          <w:rFonts w:hint="eastAsia"/>
+          <w:b/>
+          <w:sz w:val="22"/>
+        </w:rPr>
+        <w:t>GameFramework::</w:t>
+      </w:r>
+      <w:proofErr w:type="gramEnd"/>
+      <w:r>
+        <w:rPr>
+          <w:rFonts w:hint="eastAsia"/>
+          <w:b/>
+          <w:sz w:val="22"/>
+        </w:rPr>
+        <w:t>BulidObject함수를 비워두고 씬 매니저의 초기화에서 맨처음 로딩될 씬을 적어두고 맨처음 렌더루프시작전에 씬로딩 한번하는 방식으로 변경</w:t>
+      </w:r>
+    </w:p>
+    <w:p>
+      <w:pPr>
+        <w:rPr>
+          <w:b/>
+          <w:sz w:val="22"/>
+        </w:rPr>
+      </w:pPr>
+    </w:p>
+    <w:p>
+      <w:pPr>
+        <w:rPr>
+          <w:b/>
+          <w:sz w:val="22"/>
+        </w:rPr>
+      </w:pPr>
+      <w:r>
+        <w:rPr>
+          <w:rFonts w:hint="eastAsia"/>
+          <w:b/>
+          <w:sz w:val="22"/>
+        </w:rPr>
+        <w:t xml:space="preserve">서버에서 플레이어가 들어오면 워커스레드를 랜덤하게 </w:t>
+      </w:r>
+      <w:proofErr w:type="gramStart"/>
+      <w:r>
+        <w:rPr>
+          <w:rFonts w:hint="eastAsia"/>
+          <w:b/>
+          <w:sz w:val="22"/>
+        </w:rPr>
+        <w:t>배정 받아서</w:t>
+      </w:r>
+      <w:proofErr w:type="gramEnd"/>
+      <w:r>
+        <w:rPr>
+          <w:rFonts w:hint="eastAsia"/>
+          <w:b/>
+          <w:sz w:val="22"/>
+        </w:rPr>
+        <w:t xml:space="preserve"> 로직을 처리하는데 Room의 플레이어는 Room과 같은 스레드에서 로직이 처리되어야 싱글스레드처럼 로직이 돌아갈 수 있으므로 스레드 Room에 플레이어를 추가할때 스레드index를 저장해놓음</w:t>
+      </w:r>
+      <w:r>
+        <w:rPr>
+          <w:rFonts w:hint="eastAsia"/>
+          <w:b/>
+          <w:sz w:val="22"/>
+        </w:rPr>
+        <w:t xml:space="preserve"> -&gt; 처음에 플레이어가 서버에 접속하면 랜덤하게 RR로 스레드를 </w:t>
+      </w:r>
+      <w:proofErr w:type="gramStart"/>
+      <w:r>
+        <w:rPr>
+          <w:rFonts w:hint="eastAsia"/>
+          <w:b/>
+          <w:sz w:val="22"/>
+        </w:rPr>
+        <w:t>배정 받고</w:t>
+      </w:r>
+      <w:proofErr w:type="gramEnd"/>
+      <w:r>
+        <w:rPr>
+          <w:rFonts w:hint="eastAsia"/>
+          <w:b/>
+          <w:sz w:val="22"/>
+        </w:rPr>
+        <w:t xml:space="preserve"> EnterPacket이 들어오면 플레이어를 방에 포함시키면서 index를 변경</w:t>
+      </w:r>
+    </w:p>
+    <w:p>
+      <w:pPr>
+        <w:rPr>
+          <w:b/>
+          <w:sz w:val="22"/>
+        </w:rPr>
+      </w:pPr>
+      <w:r>
+        <w:rPr>
+          <w:b/>
+          <w:sz w:val="22"/>
+        </w:rPr>
+        <w:t xml:space="preserve">창 두개 키니까 입력이 문제가 있는거 같아서 -&gt; 창 포커싱 꺼지면 모든 키 상태 초기화 </w:t>
+      </w:r>
+    </w:p>
+    <w:p>
+      <w:pPr>
+        <w:rPr>
+          <w:rFonts w:hint="eastAsia"/>
+          <w:b/>
+          <w:sz w:val="22"/>
+        </w:rPr>
+      </w:pPr>
+      <w:r>
+        <w:rPr>
+          <w:b/>
+          <w:sz w:val="22"/>
+        </w:rPr>
+        <w:t xml:space="preserve">OtherPlayer띄우려고 </w:t>
+      </w:r>
+      <w:proofErr w:type="gramStart"/>
+      <w:r>
+        <w:rPr>
+          <w:b/>
+          <w:sz w:val="22"/>
+        </w:rPr>
+        <w:t>테스트 해봤는데</w:t>
+      </w:r>
+      <w:proofErr w:type="gramEnd"/>
+      <w:r>
+        <w:rPr>
+          <w:b/>
+          <w:sz w:val="22"/>
+        </w:rPr>
+        <w:t xml:space="preserve"> 게임이 꺼짐 -&gt; Enemy에 NPC와 OtherPlayer 둘다 들어있는데 예외처리 안해서 그런거였음 </w:t>
+      </w:r>
+      <w:r>
+        <w:rPr>
+          <w:rFonts w:hint="eastAsia"/>
+          <w:b/>
+          <w:sz w:val="22"/>
+        </w:rPr>
+        <w:t>-&gt; OtherPlayer랑 NPC랑 다른 레이어로 포함하고 OtherPlayer가 아니면 스킵하도록 예외처리함</w:t>
+      </w:r>
+    </w:p>
+    <w:p>
+      <w:pPr>
+        <w:rPr>
+          <w:b/>
+          <w:sz w:val="22"/>
+        </w:rPr>
+      </w:pPr>
+      <w:r>
+        <w:rPr>
+          <w:b/>
+          <w:sz w:val="22"/>
+        </w:rPr>
+        <w:t>두번째 입장한 플레이어는 OtherPlayer가 두개 생성됨 -&gt; 서버 코드에서 중복으로 스폰 패킷 보내고 있었음 중복코드 삭제함</w:t>
+      </w:r>
+    </w:p>
+    <w:p>
+      <w:pPr>
+        <w:rPr>
+          <w:rFonts w:hint="eastAsia"/>
+          <w:b/>
+          <w:sz w:val="22"/>
+        </w:rPr>
+      </w:pPr>
+      <w:r>
+        <w:rPr>
+          <w:b/>
+          <w:sz w:val="22"/>
+        </w:rPr>
+        <w:t>Chess_Scene.cpp에서 테스트용 코드와 불필요한 오브젝트 생성 코드를 제거</w:t>
+      </w:r>
+    </w:p>
+    <w:p>
+      <w:pPr>
+        <w:rPr>
+          <w:rFonts w:ascii="굴림" w:eastAsia="굴림" w:hAnsi="굴림" w:cs="굴림" w:hint="eastAsia"/>
           <w:kern w:val="0"/>
           <w:szCs w:val="24"/>
         </w:rPr>
       </w:pPr>
-      <w:r>
-        <w:rPr>
-          <w:rFonts w:hint="eastAsia"/>
-          <w:b/>
-          <w:sz w:val="22"/>
-        </w:rPr>
-        <w:t>&lt;상세 수행내용&gt;</w:t>
-      </w:r>
     </w:p>
     <w:p>
       <w:pPr>
@@ -592,9 +837,6 @@
           <w:p>
             <w:pPr>
               <w:jc w:val="center"/>
-              <w:rPr>
-                <w:rFonts w:hint="eastAsia"/>
-              </w:rPr>
             </w:pPr>
             <w:r>
               <w:rPr>
@@ -685,6 +927,7 @@
                 <w:b/>
                 <w:sz w:val="22"/>
               </w:rPr>
+              <w:lastRenderedPageBreak/>
               <w:t>다음주 할 일</w:t>
             </w:r>
           </w:p>
@@ -1598,7 +1841,6 @@
   <w:style w:type="character" w:default="1" w:styleId="a0">
     <w:name w:val="Default Paragraph Font"/>
     <w:uiPriority w:val="1"/>
-    <w:semiHidden/>
     <w:unhideWhenUsed/>
   </w:style>
   <w:style w:type="table" w:default="1" w:styleId="a1">
